--- a/deliverables/presentation/video/오이소창원_시연영상_스크립트_20261003.docx
+++ b/deliverables/presentation/video/오이소창원_시연영상_스크립트_20261003.docx
@@ -1192,7 +1192,7 @@
         </w:rPr>
         <w:t xml:space="preserve">촬영은 배포 앱(</w:t>
       </w:r>
-      <w:hyperlink w:history="1" r:id="rIdx8n18nrt2hf8pxqdbdpxf">
+      <w:hyperlink w:history="1" r:id="rId7tjh5qdsh89rqyxrkryxq">
         <w:r>
           <w:rPr>
             <w:rStyle w:val="Hyperlink"/>
@@ -4382,10 +4382,10 @@
         </w:tblBorders>
       </w:tblPr>
       <w:tblGrid>
-        <w:gridCol w:w="1598"/>
-        <w:gridCol w:w="2993"/>
-        <w:gridCol w:w="2924"/>
-        <w:gridCol w:w="2689"/>
+        <w:gridCol w:w="1605"/>
+        <w:gridCol w:w="3005"/>
+        <w:gridCol w:w="2894"/>
+        <w:gridCol w:w="2700"/>
       </w:tblGrid>
       <w:tr>
         <w:trPr>
@@ -4394,7 +4394,7 @@
         </w:trPr>
         <w:tc>
           <w:tcPr>
-            <w:tcW w:type="dxa" w:w="1598"/>
+            <w:tcW w:type="dxa" w:w="1605"/>
             <w:tcBorders>
               <w:top w:val="single" w:color="C9D3DF" w:sz="4"/>
               <w:left w:val="single" w:color="C9D3DF" w:sz="4"/>
@@ -4428,7 +4428,7 @@
         </w:tc>
         <w:tc>
           <w:tcPr>
-            <w:tcW w:type="dxa" w:w="2993"/>
+            <w:tcW w:type="dxa" w:w="3005"/>
             <w:tcBorders>
               <w:top w:val="single" w:color="C9D3DF" w:sz="4"/>
               <w:left w:val="single" w:color="C9D3DF" w:sz="4"/>
@@ -4462,7 +4462,7 @@
         </w:tc>
         <w:tc>
           <w:tcPr>
-            <w:tcW w:type="dxa" w:w="2924"/>
+            <w:tcW w:type="dxa" w:w="2894"/>
             <w:tcBorders>
               <w:top w:val="single" w:color="C9D3DF" w:sz="4"/>
               <w:left w:val="single" w:color="C9D3DF" w:sz="4"/>
@@ -4496,7 +4496,7 @@
         </w:tc>
         <w:tc>
           <w:tcPr>
-            <w:tcW w:type="dxa" w:w="2689"/>
+            <w:tcW w:type="dxa" w:w="2700"/>
             <w:tcBorders>
               <w:top w:val="single" w:color="C9D3DF" w:sz="4"/>
               <w:left w:val="single" w:color="C9D3DF" w:sz="4"/>
@@ -4536,7 +4536,7 @@
         </w:trPr>
         <w:tc>
           <w:tcPr>
-            <w:tcW w:type="dxa" w:w="1598"/>
+            <w:tcW w:type="dxa" w:w="1605"/>
             <w:tcBorders>
               <w:top w:val="single" w:color="C9D3DF" w:sz="4"/>
               <w:left w:val="single" w:color="C9D3DF" w:sz="4"/>
@@ -4566,7 +4566,7 @@
         </w:tc>
         <w:tc>
           <w:tcPr>
-            <w:tcW w:type="dxa" w:w="2993"/>
+            <w:tcW w:type="dxa" w:w="3005"/>
             <w:tcBorders>
               <w:top w:val="single" w:color="C9D3DF" w:sz="4"/>
               <w:left w:val="single" w:color="C9D3DF" w:sz="4"/>
@@ -4596,37 +4596,37 @@
         </w:tc>
         <w:tc>
           <w:tcPr>
-            <w:tcW w:type="dxa" w:w="2924"/>
-            <w:tcBorders>
-              <w:top w:val="single" w:color="C9D3DF" w:sz="4"/>
-              <w:left w:val="single" w:color="C9D3DF" w:sz="4"/>
-              <w:bottom w:val="single" w:color="C9D3DF" w:sz="4"/>
-              <w:right w:val="single" w:color="C9D3DF" w:sz="4"/>
-            </w:tcBorders>
-            <w:tcMar>
-              <w:top w:type="dxa" w:w="50"/>
-              <w:left w:type="dxa" w:w="80"/>
-              <w:bottom w:type="dxa" w:w="50"/>
-              <w:right w:type="dxa" w:w="80"/>
-            </w:tcMar>
-          </w:tcPr>
-          <w:p>
-            <w:pPr>
-              <w:jc w:val="left"/>
-            </w:pPr>
-            <w:r>
-              <w:rPr>
-                <w:rFonts w:ascii="Malgun Gothic" w:cs="Malgun Gothic" w:eastAsia="Malgun Gothic" w:hAnsi="Malgun Gothic"/>
-                <w:sz w:val="17"/>
-                <w:szCs w:val="17"/>
-              </w:rPr>
-              <w:t xml:space="preserve">실명은 받지 않고, 나이·전입일·하는 일·차량 소지 여부만 입력합니다.</w:t>
-            </w:r>
-          </w:p>
-        </w:tc>
-        <w:tc>
-          <w:tcPr>
-            <w:tcW w:type="dxa" w:w="2689"/>
+            <w:tcW w:type="dxa" w:w="2894"/>
+            <w:tcBorders>
+              <w:top w:val="single" w:color="C9D3DF" w:sz="4"/>
+              <w:left w:val="single" w:color="C9D3DF" w:sz="4"/>
+              <w:bottom w:val="single" w:color="C9D3DF" w:sz="4"/>
+              <w:right w:val="single" w:color="C9D3DF" w:sz="4"/>
+            </w:tcBorders>
+            <w:tcMar>
+              <w:top w:type="dxa" w:w="50"/>
+              <w:left w:type="dxa" w:w="80"/>
+              <w:bottom w:type="dxa" w:w="50"/>
+              <w:right w:type="dxa" w:w="80"/>
+            </w:tcMar>
+          </w:tcPr>
+          <w:p>
+            <w:pPr>
+              <w:jc w:val="left"/>
+            </w:pPr>
+            <w:r>
+              <w:rPr>
+                <w:rFonts w:ascii="Malgun Gothic" w:cs="Malgun Gothic" w:eastAsia="Malgun Gothic" w:hAnsi="Malgun Gothic"/>
+                <w:sz w:val="17"/>
+                <w:szCs w:val="17"/>
+              </w:rPr>
+              <w:t xml:space="preserve">실명은 받지 않고, 나이·전입일·하는 일·차량 유무만 입력합니다.</w:t>
+            </w:r>
+          </w:p>
+        </w:tc>
+        <w:tc>
+          <w:tcPr>
+            <w:tcW w:type="dxa" w:w="2700"/>
             <w:tcBorders>
               <w:top w:val="single" w:color="C9D3DF" w:sz="4"/>
               <w:left w:val="single" w:color="C9D3DF" w:sz="4"/>
@@ -4662,7 +4662,7 @@
         </w:trPr>
         <w:tc>
           <w:tcPr>
-            <w:tcW w:type="dxa" w:w="1598"/>
+            <w:tcW w:type="dxa" w:w="1605"/>
             <w:tcBorders>
               <w:top w:val="single" w:color="C9D3DF" w:sz="4"/>
               <w:left w:val="single" w:color="C9D3DF" w:sz="4"/>
@@ -4692,7 +4692,7 @@
         </w:tc>
         <w:tc>
           <w:tcPr>
-            <w:tcW w:type="dxa" w:w="2993"/>
+            <w:tcW w:type="dxa" w:w="3005"/>
             <w:tcBorders>
               <w:top w:val="single" w:color="C9D3DF" w:sz="4"/>
               <w:left w:val="single" w:color="C9D3DF" w:sz="4"/>
@@ -4722,7 +4722,7 @@
         </w:tc>
         <w:tc>
           <w:tcPr>
-            <w:tcW w:type="dxa" w:w="2924"/>
+            <w:tcW w:type="dxa" w:w="2894"/>
             <w:tcBorders>
               <w:top w:val="single" w:color="C9D3DF" w:sz="4"/>
               <w:left w:val="single" w:color="C9D3DF" w:sz="4"/>
@@ -4752,7 +4752,7 @@
         </w:tc>
         <w:tc>
           <w:tcPr>
-            <w:tcW w:type="dxa" w:w="2689"/>
+            <w:tcW w:type="dxa" w:w="2700"/>
             <w:tcBorders>
               <w:top w:val="single" w:color="C9D3DF" w:sz="4"/>
               <w:left w:val="single" w:color="C9D3DF" w:sz="4"/>
